--- a/SSU dokumenti/SSU Elektronski Dnevnik 01 - Registracija korisnika.docx
+++ b/SSU dokumenti/SSU Elektronski Dnevnik 01 - Registracija korisnika.docx
@@ -530,7 +530,7 @@
           <w:r>
             <w:fldChar w:fldCharType="separate"/>
           </w:r>
-          <w:hyperlink w:anchor="_Toc227175560" w:history="1">
+          <w:hyperlink w:anchor="_Toc227194519" w:history="1">
             <w:r>
               <w:rPr>
                 <w:rStyle w:val="Hyperlink"/>
@@ -572,7 +572,7 @@
                 <w:noProof/>
                 <w:webHidden/>
               </w:rPr>
-              <w:instrText xml:space="preserve"> PAGEREF _Toc227175560 \h </w:instrText>
+              <w:instrText xml:space="preserve"> PAGEREF _Toc227194519 \h </w:instrText>
             </w:r>
             <w:r>
               <w:rPr>
@@ -616,7 +616,7 @@
               <w:lang w:val="en-US"/>
             </w:rPr>
           </w:pPr>
-          <w:hyperlink w:anchor="_Toc227175561" w:history="1">
+          <w:hyperlink w:anchor="_Toc227194520" w:history="1">
             <w:r>
               <w:rPr>
                 <w:rStyle w:val="Hyperlink"/>
@@ -658,7 +658,7 @@
                 <w:noProof/>
                 <w:webHidden/>
               </w:rPr>
-              <w:instrText xml:space="preserve"> PAGEREF _Toc227175561 \h </w:instrText>
+              <w:instrText xml:space="preserve"> PAGEREF _Toc227194520 \h </w:instrText>
             </w:r>
             <w:r>
               <w:rPr>
@@ -702,7 +702,7 @@
               <w:lang w:val="en-US"/>
             </w:rPr>
           </w:pPr>
-          <w:hyperlink w:anchor="_Toc227175562" w:history="1">
+          <w:hyperlink w:anchor="_Toc227194521" w:history="1">
             <w:r>
               <w:rPr>
                 <w:rStyle w:val="Hyperlink"/>
@@ -744,7 +744,7 @@
                 <w:noProof/>
                 <w:webHidden/>
               </w:rPr>
-              <w:instrText xml:space="preserve"> PAGEREF _Toc227175562 \h </w:instrText>
+              <w:instrText xml:space="preserve"> PAGEREF _Toc227194521 \h </w:instrText>
             </w:r>
             <w:r>
               <w:rPr>
@@ -788,7 +788,7 @@
               <w:lang w:val="en-US"/>
             </w:rPr>
           </w:pPr>
-          <w:hyperlink w:anchor="_Toc227175563" w:history="1">
+          <w:hyperlink w:anchor="_Toc227194522" w:history="1">
             <w:r>
               <w:rPr>
                 <w:rStyle w:val="Hyperlink"/>
@@ -830,7 +830,7 @@
                 <w:noProof/>
                 <w:webHidden/>
               </w:rPr>
-              <w:instrText xml:space="preserve"> PAGEREF _Toc227175563 \h </w:instrText>
+              <w:instrText xml:space="preserve"> PAGEREF _Toc227194522 \h </w:instrText>
             </w:r>
             <w:r>
               <w:rPr>
@@ -874,7 +874,7 @@
               <w:lang w:val="en-US"/>
             </w:rPr>
           </w:pPr>
-          <w:hyperlink w:anchor="_Toc227175564" w:history="1">
+          <w:hyperlink w:anchor="_Toc227194523" w:history="1">
             <w:r>
               <w:rPr>
                 <w:rStyle w:val="Hyperlink"/>
@@ -916,7 +916,7 @@
                 <w:noProof/>
                 <w:webHidden/>
               </w:rPr>
-              <w:instrText xml:space="preserve"> PAGEREF _Toc227175564 \h </w:instrText>
+              <w:instrText xml:space="preserve"> PAGEREF _Toc227194523 \h </w:instrText>
             </w:r>
             <w:r>
               <w:rPr>
@@ -960,7 +960,7 @@
               <w:lang w:val="en-US"/>
             </w:rPr>
           </w:pPr>
-          <w:hyperlink w:anchor="_Toc227175565" w:history="1">
+          <w:hyperlink w:anchor="_Toc227194524" w:history="1">
             <w:r>
               <w:rPr>
                 <w:rStyle w:val="Hyperlink"/>
@@ -1002,7 +1002,7 @@
                 <w:noProof/>
                 <w:webHidden/>
               </w:rPr>
-              <w:instrText xml:space="preserve"> PAGEREF _Toc227175565 \h </w:instrText>
+              <w:instrText xml:space="preserve"> PAGEREF _Toc227194524 \h </w:instrText>
             </w:r>
             <w:r>
               <w:rPr>
@@ -1046,7 +1046,7 @@
               <w:lang w:val="en-US"/>
             </w:rPr>
           </w:pPr>
-          <w:hyperlink w:anchor="_Toc227175566" w:history="1">
+          <w:hyperlink w:anchor="_Toc227194525" w:history="1">
             <w:r>
               <w:rPr>
                 <w:rStyle w:val="Hyperlink"/>
@@ -1088,7 +1088,7 @@
                 <w:noProof/>
                 <w:webHidden/>
               </w:rPr>
-              <w:instrText xml:space="preserve"> PAGEREF _Toc227175566 \h </w:instrText>
+              <w:instrText xml:space="preserve"> PAGEREF _Toc227194525 \h </w:instrText>
             </w:r>
             <w:r>
               <w:rPr>
@@ -1132,7 +1132,7 @@
               <w:lang w:val="en-US"/>
             </w:rPr>
           </w:pPr>
-          <w:hyperlink w:anchor="_Toc227175567" w:history="1">
+          <w:hyperlink w:anchor="_Toc227194526" w:history="1">
             <w:r>
               <w:rPr>
                 <w:rStyle w:val="Hyperlink"/>
@@ -1174,7 +1174,7 @@
                 <w:noProof/>
                 <w:webHidden/>
               </w:rPr>
-              <w:instrText xml:space="preserve"> PAGEREF _Toc227175567 \h </w:instrText>
+              <w:instrText xml:space="preserve"> PAGEREF _Toc227194526 \h </w:instrText>
             </w:r>
             <w:r>
               <w:rPr>
@@ -1218,7 +1218,7 @@
               <w:lang w:val="en-US"/>
             </w:rPr>
           </w:pPr>
-          <w:hyperlink w:anchor="_Toc227175568" w:history="1">
+          <w:hyperlink w:anchor="_Toc227194527" w:history="1">
             <w:r>
               <w:rPr>
                 <w:rStyle w:val="Hyperlink"/>
@@ -1239,7 +1239,7 @@
                 <w:rStyle w:val="Hyperlink"/>
                 <w:noProof/>
               </w:rPr>
-              <w:t>Uspešna registracija korisnika</w:t>
+              <w:t>Registracija korisnika</w:t>
             </w:r>
             <w:r>
               <w:rPr>
@@ -1260,7 +1260,7 @@
                 <w:noProof/>
                 <w:webHidden/>
               </w:rPr>
-              <w:instrText xml:space="preserve"> PAGEREF _Toc227175568 \h </w:instrText>
+              <w:instrText xml:space="preserve"> PAGEREF _Toc227194527 \h </w:instrText>
             </w:r>
             <w:r>
               <w:rPr>
@@ -1281,178 +1281,6 @@
                 <w:webHidden/>
               </w:rPr>
               <w:t>4</w:t>
-            </w:r>
-            <w:r>
-              <w:rPr>
-                <w:noProof/>
-                <w:webHidden/>
-              </w:rPr>
-              <w:fldChar w:fldCharType="end"/>
-            </w:r>
-          </w:hyperlink>
-        </w:p>
-        <w:p>
-          <w:pPr>
-            <w:pStyle w:val="TOC3"/>
-            <w:tabs>
-              <w:tab w:val="left" w:pos="1440"/>
-              <w:tab w:val="right" w:leader="dot" w:pos="10070"/>
-            </w:tabs>
-            <w:rPr>
-              <w:rFonts w:eastAsiaTheme="minorEastAsia"/>
-              <w:noProof/>
-              <w:lang w:val="en-US"/>
-            </w:rPr>
-          </w:pPr>
-          <w:hyperlink w:anchor="_Toc227175569" w:history="1">
-            <w:r>
-              <w:rPr>
-                <w:rStyle w:val="Hyperlink"/>
-                <w:noProof/>
-              </w:rPr>
-              <w:t>2.2.2</w:t>
-            </w:r>
-            <w:r>
-              <w:rPr>
-                <w:rFonts w:eastAsiaTheme="minorEastAsia"/>
-                <w:noProof/>
-                <w:lang w:val="en-US"/>
-              </w:rPr>
-              <w:tab/>
-            </w:r>
-            <w:r>
-              <w:rPr>
-                <w:rStyle w:val="Hyperlink"/>
-                <w:noProof/>
-              </w:rPr>
-              <w:t>3a Korisnik je uneo neispravan podatak</w:t>
-            </w:r>
-            <w:r>
-              <w:rPr>
-                <w:noProof/>
-                <w:webHidden/>
-              </w:rPr>
-              <w:tab/>
-            </w:r>
-            <w:r>
-              <w:rPr>
-                <w:noProof/>
-                <w:webHidden/>
-              </w:rPr>
-              <w:fldChar w:fldCharType="begin"/>
-            </w:r>
-            <w:r>
-              <w:rPr>
-                <w:noProof/>
-                <w:webHidden/>
-              </w:rPr>
-              <w:instrText xml:space="preserve"> PAGEREF _Toc227175569 \h </w:instrText>
-            </w:r>
-            <w:r>
-              <w:rPr>
-                <w:noProof/>
-                <w:webHidden/>
-              </w:rPr>
-            </w:r>
-            <w:r>
-              <w:rPr>
-                <w:noProof/>
-                <w:webHidden/>
-              </w:rPr>
-              <w:fldChar w:fldCharType="separate"/>
-            </w:r>
-            <w:r>
-              <w:rPr>
-                <w:noProof/>
-                <w:webHidden/>
-              </w:rPr>
-              <w:t>5</w:t>
-            </w:r>
-            <w:r>
-              <w:rPr>
-                <w:noProof/>
-                <w:webHidden/>
-              </w:rPr>
-              <w:fldChar w:fldCharType="end"/>
-            </w:r>
-          </w:hyperlink>
-        </w:p>
-        <w:p>
-          <w:pPr>
-            <w:pStyle w:val="TOC3"/>
-            <w:tabs>
-              <w:tab w:val="left" w:pos="1440"/>
-              <w:tab w:val="right" w:leader="dot" w:pos="10070"/>
-            </w:tabs>
-            <w:rPr>
-              <w:rFonts w:eastAsiaTheme="minorEastAsia"/>
-              <w:noProof/>
-              <w:lang w:val="en-US"/>
-            </w:rPr>
-          </w:pPr>
-          <w:hyperlink w:anchor="_Toc227175570" w:history="1">
-            <w:r>
-              <w:rPr>
-                <w:rStyle w:val="Hyperlink"/>
-                <w:noProof/>
-              </w:rPr>
-              <w:t>2.2.3</w:t>
-            </w:r>
-            <w:r>
-              <w:rPr>
-                <w:rFonts w:eastAsiaTheme="minorEastAsia"/>
-                <w:noProof/>
-                <w:lang w:val="en-US"/>
-              </w:rPr>
-              <w:tab/>
-            </w:r>
-            <w:r>
-              <w:rPr>
-                <w:rStyle w:val="Hyperlink"/>
-                <w:noProof/>
-              </w:rPr>
-              <w:t>3b Korisnik sa tim korisničkim imenom već postoji</w:t>
-            </w:r>
-            <w:r>
-              <w:rPr>
-                <w:noProof/>
-                <w:webHidden/>
-              </w:rPr>
-              <w:tab/>
-            </w:r>
-            <w:r>
-              <w:rPr>
-                <w:noProof/>
-                <w:webHidden/>
-              </w:rPr>
-              <w:fldChar w:fldCharType="begin"/>
-            </w:r>
-            <w:r>
-              <w:rPr>
-                <w:noProof/>
-                <w:webHidden/>
-              </w:rPr>
-              <w:instrText xml:space="preserve"> PAGEREF _Toc227175570 \h </w:instrText>
-            </w:r>
-            <w:r>
-              <w:rPr>
-                <w:noProof/>
-                <w:webHidden/>
-              </w:rPr>
-            </w:r>
-            <w:r>
-              <w:rPr>
-                <w:noProof/>
-                <w:webHidden/>
-              </w:rPr>
-              <w:fldChar w:fldCharType="separate"/>
-            </w:r>
-            <w:r>
-              <w:rPr>
-                <w:noProof/>
-                <w:webHidden/>
-              </w:rPr>
-              <w:t>5</w:t>
             </w:r>
             <w:r>
               <w:rPr>
@@ -1476,7 +1304,7 @@
               <w:lang w:val="en-US"/>
             </w:rPr>
           </w:pPr>
-          <w:hyperlink w:anchor="_Toc227175571" w:history="1">
+          <w:hyperlink w:anchor="_Toc227194528" w:history="1">
             <w:r>
               <w:rPr>
                 <w:rStyle w:val="Hyperlink"/>
@@ -1518,7 +1346,7 @@
                 <w:noProof/>
                 <w:webHidden/>
               </w:rPr>
-              <w:instrText xml:space="preserve"> PAGEREF _Toc227175571 \h </w:instrText>
+              <w:instrText xml:space="preserve"> PAGEREF _Toc227194528 \h </w:instrText>
             </w:r>
             <w:r>
               <w:rPr>
@@ -1562,7 +1390,7 @@
               <w:lang w:val="en-US"/>
             </w:rPr>
           </w:pPr>
-          <w:hyperlink w:anchor="_Toc227175572" w:history="1">
+          <w:hyperlink w:anchor="_Toc227194529" w:history="1">
             <w:r>
               <w:rPr>
                 <w:rStyle w:val="Hyperlink"/>
@@ -1604,7 +1432,7 @@
                 <w:noProof/>
                 <w:webHidden/>
               </w:rPr>
-              <w:instrText xml:space="preserve"> PAGEREF _Toc227175572 \h </w:instrText>
+              <w:instrText xml:space="preserve"> PAGEREF _Toc227194529 \h </w:instrText>
             </w:r>
             <w:r>
               <w:rPr>
@@ -1648,7 +1476,7 @@
               <w:lang w:val="en-US"/>
             </w:rPr>
           </w:pPr>
-          <w:hyperlink w:anchor="_Toc227175573" w:history="1">
+          <w:hyperlink w:anchor="_Toc227194530" w:history="1">
             <w:r>
               <w:rPr>
                 <w:rStyle w:val="Hyperlink"/>
@@ -1690,7 +1518,7 @@
                 <w:noProof/>
                 <w:webHidden/>
               </w:rPr>
-              <w:instrText xml:space="preserve"> PAGEREF _Toc227175573 \h </w:instrText>
+              <w:instrText xml:space="preserve"> PAGEREF _Toc227194530 \h </w:instrText>
             </w:r>
             <w:r>
               <w:rPr>
@@ -1753,7 +1581,7 @@
       <w:pPr>
         <w:pStyle w:val="Heading1"/>
       </w:pPr>
-      <w:bookmarkStart w:id="0" w:name="_Toc227175560"/>
+      <w:bookmarkStart w:id="0" w:name="_Toc227194519"/>
       <w:r>
         <w:lastRenderedPageBreak/>
         <w:t>Uvod</w:t>
@@ -1764,7 +1592,7 @@
       <w:pPr>
         <w:pStyle w:val="Heading2"/>
       </w:pPr>
-      <w:bookmarkStart w:id="1" w:name="_Toc227175561"/>
+      <w:bookmarkStart w:id="1" w:name="_Toc227194520"/>
       <w:r>
         <w:t>Rezime</w:t>
       </w:r>
@@ -1785,7 +1613,7 @@
       <w:pPr>
         <w:pStyle w:val="Heading2"/>
       </w:pPr>
-      <w:bookmarkStart w:id="2" w:name="_Toc227175562"/>
+      <w:bookmarkStart w:id="2" w:name="_Toc227194521"/>
       <w:r>
         <w:t>Namena dokumenta i ciljne grupe</w:t>
       </w:r>
@@ -1800,7 +1628,7 @@
       <w:pPr>
         <w:pStyle w:val="Heading2"/>
       </w:pPr>
-      <w:bookmarkStart w:id="3" w:name="_Toc227175563"/>
+      <w:bookmarkStart w:id="3" w:name="_Toc227194522"/>
       <w:r>
         <w:t>Reference</w:t>
       </w:r>
@@ -1834,7 +1662,7 @@
       <w:pPr>
         <w:pStyle w:val="Heading2"/>
       </w:pPr>
-      <w:bookmarkStart w:id="4" w:name="_Toc227175564"/>
+      <w:bookmarkStart w:id="4" w:name="_Toc227194523"/>
       <w:r>
         <w:t>Otvorena pitanja</w:t>
       </w:r>
@@ -2010,7 +1838,7 @@
       <w:pPr>
         <w:pStyle w:val="Heading1"/>
       </w:pPr>
-      <w:bookmarkStart w:id="5" w:name="_Toc227175565"/>
+      <w:bookmarkStart w:id="5" w:name="_Toc227194524"/>
       <w:r>
         <w:t xml:space="preserve">Scenario </w:t>
       </w:r>
@@ -2023,7 +1851,7 @@
       <w:pPr>
         <w:pStyle w:val="Heading2"/>
       </w:pPr>
-      <w:bookmarkStart w:id="6" w:name="_Toc227175566"/>
+      <w:bookmarkStart w:id="6" w:name="_Toc227194525"/>
       <w:r>
         <w:t>Kratak opis</w:t>
       </w:r>
@@ -2038,7 +1866,7 @@
       <w:pPr>
         <w:pStyle w:val="Heading2"/>
       </w:pPr>
-      <w:bookmarkStart w:id="7" w:name="_Toc227175567"/>
+      <w:bookmarkStart w:id="7" w:name="_Toc227194526"/>
       <w:r>
         <w:t>Tok događaja</w:t>
       </w:r>
@@ -2048,9 +1876,12 @@
       <w:pPr>
         <w:pStyle w:val="Heading3"/>
       </w:pPr>
-      <w:bookmarkStart w:id="8" w:name="_Toc227175568"/>
-      <w:r>
-        <w:t>Uspešna registracija korisnika</w:t>
+      <w:bookmarkStart w:id="8" w:name="_Toc227194527"/>
+      <w:r>
+        <w:t>R</w:t>
+      </w:r>
+      <w:r>
+        <w:t>egistracija korisnika</w:t>
       </w:r>
       <w:bookmarkEnd w:id="8"/>
     </w:p>
@@ -2114,12 +1945,11 @@
     </w:p>
     <w:p>
       <w:pPr>
-        <w:pStyle w:val="Heading3"/>
-      </w:pPr>
-      <w:bookmarkStart w:id="9" w:name="_Toc227175569"/>
+        <w:ind w:left="720"/>
+      </w:pPr>
       <w:r>
         <w:lastRenderedPageBreak/>
-        <w:t>3</w:t>
+        <w:t>4</w:t>
       </w:r>
       <w:r>
         <w:t xml:space="preserve">a </w:t>
@@ -2127,14 +1957,11 @@
       <w:r>
         <w:t>Korisnik je uneo neispravan podatak</w:t>
       </w:r>
-      <w:bookmarkEnd w:id="9"/>
-    </w:p>
-    <w:p>
-      <w:pPr>
-        <w:ind w:left="720"/>
-      </w:pPr>
-      <w:r>
-        <w:t xml:space="preserve">Na primer, korisničko ime ili lozinka imaju neispravne karaktere </w:t>
+      <w:r>
+        <w:t xml:space="preserve"> (n</w:t>
+      </w:r>
+      <w:r>
+        <w:t xml:space="preserve">a primer, korisničko ime ili lozinka imaju neispravne karaktere </w:t>
       </w:r>
       <w:r>
         <w:t xml:space="preserve">(poput </w:t>
@@ -2145,15 +1972,12 @@
       </w:r>
       <w:proofErr w:type="spellEnd"/>
       <w:r>
-        <w:t>)</w:t>
-      </w:r>
-      <w:r>
-        <w:t>.</w:t>
-      </w:r>
-    </w:p>
-    <w:p>
-      <w:pPr>
-        <w:ind w:left="720"/>
+        <w:t>))</w:t>
+      </w:r>
+    </w:p>
+    <w:p>
+      <w:pPr>
+        <w:ind w:left="1440"/>
       </w:pPr>
       <w:r>
         <w:t>.</w:t>
@@ -2175,16 +1999,18 @@
         <w:t>2</w:t>
       </w:r>
       <w:r>
-        <w:t xml:space="preserve"> Korisnik se vraća na 2.2.1</w:t>
-      </w:r>
-    </w:p>
-    <w:p>
-      <w:pPr>
-        <w:pStyle w:val="Heading3"/>
-      </w:pPr>
-      <w:bookmarkStart w:id="10" w:name="_Toc227175570"/>
-      <w:r>
-        <w:t>3</w:t>
+        <w:t xml:space="preserve"> Korisnik se vraća na </w:t>
+      </w:r>
+      <w:r>
+        <w:t>korak 1</w:t>
+      </w:r>
+    </w:p>
+    <w:p>
+      <w:pPr>
+        <w:ind w:left="0" w:firstLine="720"/>
+      </w:pPr>
+      <w:r>
+        <w:t>4</w:t>
       </w:r>
       <w:r>
         <w:t xml:space="preserve">b </w:t>
@@ -2192,11 +2018,10 @@
       <w:r>
         <w:t>Korisnik sa tim korisničkim imenom već postoji</w:t>
       </w:r>
-      <w:bookmarkEnd w:id="10"/>
-    </w:p>
-    <w:p>
-      <w:pPr>
-        <w:ind w:left="720"/>
+    </w:p>
+    <w:p>
+      <w:pPr>
+        <w:ind w:left="1440"/>
       </w:pPr>
       <w:r>
         <w:t>.</w:t>
@@ -2205,10 +2030,7 @@
         <w:t>1</w:t>
       </w:r>
       <w:r>
-        <w:t xml:space="preserve"> Prikazuje se poruka o </w:t>
-      </w:r>
-      <w:r>
-        <w:t>postojanju korisnika</w:t>
+        <w:t xml:space="preserve"> Prikazuje se poruka o postojanju korisnika</w:t>
       </w:r>
       <w:r>
         <w:br/>
@@ -2218,51 +2040,54 @@
         <w:t>2</w:t>
       </w:r>
       <w:r>
-        <w:t xml:space="preserve"> Korisnik se vraća na 2.2.1</w:t>
+        <w:t xml:space="preserve"> Korisnik se vraća na </w:t>
+      </w:r>
+      <w:r>
+        <w:t>korak 1</w:t>
       </w:r>
     </w:p>
     <w:p>
       <w:pPr>
         <w:pStyle w:val="Heading2"/>
       </w:pPr>
-      <w:bookmarkStart w:id="11" w:name="_Toc227175571"/>
+      <w:bookmarkStart w:id="9" w:name="_Toc227194528"/>
       <w:r>
         <w:t>Posebni zahtevi</w:t>
       </w:r>
+      <w:bookmarkEnd w:id="9"/>
+    </w:p>
+    <w:p>
+      <w:r>
+        <w:t>Ovi podaci bi trebali da se šalju šifrovano (barem lozinka) kako neko ne bi mogao da ih presretne i dobije pristup tom novom nalogu.</w:t>
+      </w:r>
+    </w:p>
+    <w:p>
+      <w:pPr>
+        <w:pStyle w:val="Heading2"/>
+      </w:pPr>
+      <w:r>
+        <w:t xml:space="preserve"> </w:t>
+      </w:r>
+      <w:bookmarkStart w:id="10" w:name="_Toc227194529"/>
+      <w:r>
+        <w:t>Preduslovi</w:t>
+      </w:r>
+      <w:bookmarkEnd w:id="10"/>
+    </w:p>
+    <w:p>
+      <w:r>
+        <w:t>Pre postojanja dugmeta registracija korisnik mora da bude ulogovan i da ima ulogu administratora (koji pravi profile direktore) ili direktora (koji pravi profile nastavnike ili učenike)</w:t>
+      </w:r>
+    </w:p>
+    <w:p>
+      <w:pPr>
+        <w:pStyle w:val="Heading2"/>
+      </w:pPr>
+      <w:bookmarkStart w:id="11" w:name="_Toc227194530"/>
+      <w:r>
+        <w:t>Posledice</w:t>
+      </w:r>
       <w:bookmarkEnd w:id="11"/>
-    </w:p>
-    <w:p>
-      <w:r>
-        <w:t>Ovi podaci bi trebali da se šalju šifrovano (barem lozinka) kako neko ne bi mogao da ih presretne i dobije pristup tom novom nalogu.</w:t>
-      </w:r>
-    </w:p>
-    <w:p>
-      <w:pPr>
-        <w:pStyle w:val="Heading2"/>
-      </w:pPr>
-      <w:r>
-        <w:t xml:space="preserve"> </w:t>
-      </w:r>
-      <w:bookmarkStart w:id="12" w:name="_Toc227175572"/>
-      <w:r>
-        <w:t>Preduslovi</w:t>
-      </w:r>
-      <w:bookmarkEnd w:id="12"/>
-    </w:p>
-    <w:p>
-      <w:r>
-        <w:t>Pre postojanja dugmeta registracija korisnik mora da bude ulogovan i da ima ulogu administratora (koji pravi profile direktore) ili direktora (koji pravi profile nastavnike ili učenike)</w:t>
-      </w:r>
-    </w:p>
-    <w:p>
-      <w:pPr>
-        <w:pStyle w:val="Heading2"/>
-      </w:pPr>
-      <w:bookmarkStart w:id="13" w:name="_Toc227175573"/>
-      <w:r>
-        <w:t>Posledice</w:t>
-      </w:r>
-      <w:bookmarkEnd w:id="13"/>
     </w:p>
     <w:p>
       <w:r>

--- a/SSU dokumenti/SSU Elektronski Dnevnik 01 - Registracija korisnika.docx
+++ b/SSU dokumenti/SSU Elektronski Dnevnik 01 - Registracija korisnika.docx
@@ -530,7 +530,7 @@
           <w:r>
             <w:fldChar w:fldCharType="separate"/>
           </w:r>
-          <w:hyperlink w:anchor="_Toc227194519" w:history="1">
+          <w:hyperlink w:anchor="_Toc227257042" w:history="1">
             <w:r>
               <w:rPr>
                 <w:rStyle w:val="Hyperlink"/>
@@ -572,7 +572,7 @@
                 <w:noProof/>
                 <w:webHidden/>
               </w:rPr>
-              <w:instrText xml:space="preserve"> PAGEREF _Toc227194519 \h </w:instrText>
+              <w:instrText xml:space="preserve"> PAGEREF _Toc227257042 \h </w:instrText>
             </w:r>
             <w:r>
               <w:rPr>
@@ -616,7 +616,7 @@
               <w:lang w:val="en-US"/>
             </w:rPr>
           </w:pPr>
-          <w:hyperlink w:anchor="_Toc227194520" w:history="1">
+          <w:hyperlink w:anchor="_Toc227257043" w:history="1">
             <w:r>
               <w:rPr>
                 <w:rStyle w:val="Hyperlink"/>
@@ -658,7 +658,7 @@
                 <w:noProof/>
                 <w:webHidden/>
               </w:rPr>
-              <w:instrText xml:space="preserve"> PAGEREF _Toc227194520 \h </w:instrText>
+              <w:instrText xml:space="preserve"> PAGEREF _Toc227257043 \h </w:instrText>
             </w:r>
             <w:r>
               <w:rPr>
@@ -702,7 +702,7 @@
               <w:lang w:val="en-US"/>
             </w:rPr>
           </w:pPr>
-          <w:hyperlink w:anchor="_Toc227194521" w:history="1">
+          <w:hyperlink w:anchor="_Toc227257044" w:history="1">
             <w:r>
               <w:rPr>
                 <w:rStyle w:val="Hyperlink"/>
@@ -744,7 +744,7 @@
                 <w:noProof/>
                 <w:webHidden/>
               </w:rPr>
-              <w:instrText xml:space="preserve"> PAGEREF _Toc227194521 \h </w:instrText>
+              <w:instrText xml:space="preserve"> PAGEREF _Toc227257044 \h </w:instrText>
             </w:r>
             <w:r>
               <w:rPr>
@@ -788,7 +788,7 @@
               <w:lang w:val="en-US"/>
             </w:rPr>
           </w:pPr>
-          <w:hyperlink w:anchor="_Toc227194522" w:history="1">
+          <w:hyperlink w:anchor="_Toc227257045" w:history="1">
             <w:r>
               <w:rPr>
                 <w:rStyle w:val="Hyperlink"/>
@@ -830,7 +830,7 @@
                 <w:noProof/>
                 <w:webHidden/>
               </w:rPr>
-              <w:instrText xml:space="preserve"> PAGEREF _Toc227194522 \h </w:instrText>
+              <w:instrText xml:space="preserve"> PAGEREF _Toc227257045 \h </w:instrText>
             </w:r>
             <w:r>
               <w:rPr>
@@ -874,7 +874,7 @@
               <w:lang w:val="en-US"/>
             </w:rPr>
           </w:pPr>
-          <w:hyperlink w:anchor="_Toc227194523" w:history="1">
+          <w:hyperlink w:anchor="_Toc227257046" w:history="1">
             <w:r>
               <w:rPr>
                 <w:rStyle w:val="Hyperlink"/>
@@ -916,7 +916,7 @@
                 <w:noProof/>
                 <w:webHidden/>
               </w:rPr>
-              <w:instrText xml:space="preserve"> PAGEREF _Toc227194523 \h </w:instrText>
+              <w:instrText xml:space="preserve"> PAGEREF _Toc227257046 \h </w:instrText>
             </w:r>
             <w:r>
               <w:rPr>
@@ -960,7 +960,7 @@
               <w:lang w:val="en-US"/>
             </w:rPr>
           </w:pPr>
-          <w:hyperlink w:anchor="_Toc227194524" w:history="1">
+          <w:hyperlink w:anchor="_Toc227257047" w:history="1">
             <w:r>
               <w:rPr>
                 <w:rStyle w:val="Hyperlink"/>
@@ -1002,7 +1002,7 @@
                 <w:noProof/>
                 <w:webHidden/>
               </w:rPr>
-              <w:instrText xml:space="preserve"> PAGEREF _Toc227194524 \h </w:instrText>
+              <w:instrText xml:space="preserve"> PAGEREF _Toc227257047 \h </w:instrText>
             </w:r>
             <w:r>
               <w:rPr>
@@ -1046,7 +1046,7 @@
               <w:lang w:val="en-US"/>
             </w:rPr>
           </w:pPr>
-          <w:hyperlink w:anchor="_Toc227194525" w:history="1">
+          <w:hyperlink w:anchor="_Toc227257048" w:history="1">
             <w:r>
               <w:rPr>
                 <w:rStyle w:val="Hyperlink"/>
@@ -1088,7 +1088,7 @@
                 <w:noProof/>
                 <w:webHidden/>
               </w:rPr>
-              <w:instrText xml:space="preserve"> PAGEREF _Toc227194525 \h </w:instrText>
+              <w:instrText xml:space="preserve"> PAGEREF _Toc227257048 \h </w:instrText>
             </w:r>
             <w:r>
               <w:rPr>
@@ -1132,7 +1132,7 @@
               <w:lang w:val="en-US"/>
             </w:rPr>
           </w:pPr>
-          <w:hyperlink w:anchor="_Toc227194526" w:history="1">
+          <w:hyperlink w:anchor="_Toc227257049" w:history="1">
             <w:r>
               <w:rPr>
                 <w:rStyle w:val="Hyperlink"/>
@@ -1174,7 +1174,7 @@
                 <w:noProof/>
                 <w:webHidden/>
               </w:rPr>
-              <w:instrText xml:space="preserve"> PAGEREF _Toc227194526 \h </w:instrText>
+              <w:instrText xml:space="preserve"> PAGEREF _Toc227257049 \h </w:instrText>
             </w:r>
             <w:r>
               <w:rPr>
@@ -1218,7 +1218,7 @@
               <w:lang w:val="en-US"/>
             </w:rPr>
           </w:pPr>
-          <w:hyperlink w:anchor="_Toc227194527" w:history="1">
+          <w:hyperlink w:anchor="_Toc227257050" w:history="1">
             <w:r>
               <w:rPr>
                 <w:rStyle w:val="Hyperlink"/>
@@ -1260,7 +1260,7 @@
                 <w:noProof/>
                 <w:webHidden/>
               </w:rPr>
-              <w:instrText xml:space="preserve"> PAGEREF _Toc227194527 \h </w:instrText>
+              <w:instrText xml:space="preserve"> PAGEREF _Toc227257050 \h </w:instrText>
             </w:r>
             <w:r>
               <w:rPr>
@@ -1304,7 +1304,7 @@
               <w:lang w:val="en-US"/>
             </w:rPr>
           </w:pPr>
-          <w:hyperlink w:anchor="_Toc227194528" w:history="1">
+          <w:hyperlink w:anchor="_Toc227257051" w:history="1">
             <w:r>
               <w:rPr>
                 <w:rStyle w:val="Hyperlink"/>
@@ -1346,7 +1346,7 @@
                 <w:noProof/>
                 <w:webHidden/>
               </w:rPr>
-              <w:instrText xml:space="preserve"> PAGEREF _Toc227194528 \h </w:instrText>
+              <w:instrText xml:space="preserve"> PAGEREF _Toc227257051 \h </w:instrText>
             </w:r>
             <w:r>
               <w:rPr>
@@ -1390,7 +1390,7 @@
               <w:lang w:val="en-US"/>
             </w:rPr>
           </w:pPr>
-          <w:hyperlink w:anchor="_Toc227194529" w:history="1">
+          <w:hyperlink w:anchor="_Toc227257052" w:history="1">
             <w:r>
               <w:rPr>
                 <w:rStyle w:val="Hyperlink"/>
@@ -1432,7 +1432,7 @@
                 <w:noProof/>
                 <w:webHidden/>
               </w:rPr>
-              <w:instrText xml:space="preserve"> PAGEREF _Toc227194529 \h </w:instrText>
+              <w:instrText xml:space="preserve"> PAGEREF _Toc227257052 \h </w:instrText>
             </w:r>
             <w:r>
               <w:rPr>
@@ -1476,7 +1476,7 @@
               <w:lang w:val="en-US"/>
             </w:rPr>
           </w:pPr>
-          <w:hyperlink w:anchor="_Toc227194530" w:history="1">
+          <w:hyperlink w:anchor="_Toc227257053" w:history="1">
             <w:r>
               <w:rPr>
                 <w:rStyle w:val="Hyperlink"/>
@@ -1518,7 +1518,7 @@
                 <w:noProof/>
                 <w:webHidden/>
               </w:rPr>
-              <w:instrText xml:space="preserve"> PAGEREF _Toc227194530 \h </w:instrText>
+              <w:instrText xml:space="preserve"> PAGEREF _Toc227257053 \h </w:instrText>
             </w:r>
             <w:r>
               <w:rPr>
@@ -1581,7 +1581,7 @@
       <w:pPr>
         <w:pStyle w:val="Heading1"/>
       </w:pPr>
-      <w:bookmarkStart w:id="0" w:name="_Toc227194519"/>
+      <w:bookmarkStart w:id="0" w:name="_Toc227257042"/>
       <w:r>
         <w:lastRenderedPageBreak/>
         <w:t>Uvod</w:t>
@@ -1592,7 +1592,7 @@
       <w:pPr>
         <w:pStyle w:val="Heading2"/>
       </w:pPr>
-      <w:bookmarkStart w:id="1" w:name="_Toc227194520"/>
+      <w:bookmarkStart w:id="1" w:name="_Toc227257043"/>
       <w:r>
         <w:t>Rezime</w:t>
       </w:r>
@@ -1613,7 +1613,7 @@
       <w:pPr>
         <w:pStyle w:val="Heading2"/>
       </w:pPr>
-      <w:bookmarkStart w:id="2" w:name="_Toc227194521"/>
+      <w:bookmarkStart w:id="2" w:name="_Toc227257044"/>
       <w:r>
         <w:t>Namena dokumenta i ciljne grupe</w:t>
       </w:r>
@@ -1628,7 +1628,7 @@
       <w:pPr>
         <w:pStyle w:val="Heading2"/>
       </w:pPr>
-      <w:bookmarkStart w:id="3" w:name="_Toc227194522"/>
+      <w:bookmarkStart w:id="3" w:name="_Toc227257045"/>
       <w:r>
         <w:t>Reference</w:t>
       </w:r>
@@ -1662,7 +1662,7 @@
       <w:pPr>
         <w:pStyle w:val="Heading2"/>
       </w:pPr>
-      <w:bookmarkStart w:id="4" w:name="_Toc227194523"/>
+      <w:bookmarkStart w:id="4" w:name="_Toc227257046"/>
       <w:r>
         <w:t>Otvorena pitanja</w:t>
       </w:r>
@@ -1838,7 +1838,7 @@
       <w:pPr>
         <w:pStyle w:val="Heading1"/>
       </w:pPr>
-      <w:bookmarkStart w:id="5" w:name="_Toc227194524"/>
+      <w:bookmarkStart w:id="5" w:name="_Toc227257047"/>
       <w:r>
         <w:t xml:space="preserve">Scenario </w:t>
       </w:r>
@@ -1851,7 +1851,7 @@
       <w:pPr>
         <w:pStyle w:val="Heading2"/>
       </w:pPr>
-      <w:bookmarkStart w:id="6" w:name="_Toc227194525"/>
+      <w:bookmarkStart w:id="6" w:name="_Toc227257048"/>
       <w:r>
         <w:t>Kratak opis</w:t>
       </w:r>
@@ -1866,7 +1866,7 @@
       <w:pPr>
         <w:pStyle w:val="Heading2"/>
       </w:pPr>
-      <w:bookmarkStart w:id="7" w:name="_Toc227194526"/>
+      <w:bookmarkStart w:id="7" w:name="_Toc227257049"/>
       <w:r>
         <w:t>Tok događaja</w:t>
       </w:r>
@@ -1876,7 +1876,7 @@
       <w:pPr>
         <w:pStyle w:val="Heading3"/>
       </w:pPr>
-      <w:bookmarkStart w:id="8" w:name="_Toc227194527"/>
+      <w:bookmarkStart w:id="8" w:name="_Toc227257050"/>
       <w:r>
         <w:t>R</w:t>
       </w:r>
@@ -1964,15 +1964,7 @@
         <w:t xml:space="preserve">a primer, korisničko ime ili lozinka imaju neispravne karaktere </w:t>
       </w:r>
       <w:r>
-        <w:t xml:space="preserve">(poput </w:t>
-      </w:r>
-      <w:proofErr w:type="spellStart"/>
-      <w:r>
-        <w:t>space</w:t>
-      </w:r>
-      <w:proofErr w:type="spellEnd"/>
-      <w:r>
-        <w:t>))</w:t>
+        <w:t>(poput space))</w:t>
       </w:r>
     </w:p>
     <w:p>
@@ -2050,7 +2042,7 @@
       <w:pPr>
         <w:pStyle w:val="Heading2"/>
       </w:pPr>
-      <w:bookmarkStart w:id="9" w:name="_Toc227194528"/>
+      <w:bookmarkStart w:id="9" w:name="_Toc227257051"/>
       <w:r>
         <w:t>Posebni zahtevi</w:t>
       </w:r>
@@ -2068,7 +2060,7 @@
       <w:r>
         <w:t xml:space="preserve"> </w:t>
       </w:r>
-      <w:bookmarkStart w:id="10" w:name="_Toc227194529"/>
+      <w:bookmarkStart w:id="10" w:name="_Toc227257052"/>
       <w:r>
         <w:t>Preduslovi</w:t>
       </w:r>
@@ -2083,7 +2075,7 @@
       <w:pPr>
         <w:pStyle w:val="Heading2"/>
       </w:pPr>
-      <w:bookmarkStart w:id="11" w:name="_Toc227194530"/>
+      <w:bookmarkStart w:id="11" w:name="_Toc227257053"/>
       <w:r>
         <w:t>Posledice</w:t>
       </w:r>
